--- a/word files/Jiangsu_Yueda_Kia_Automobile_Co___Ltd__Kia_Seltos_1_5L_CVT_SUV_FWD_5D_GSO.docx
+++ b/word files/Jiangsu_Yueda_Kia_Automobile_Co___Ltd__Kia_Seltos_1_5L_CVT_SUV_FWD_5D_GSO.docx
@@ -4,32 +4,24 @@
   <w:body>
     <w:p>
       <w:pPr>
-        <w:jc w:val="both"/>
-        <w:rPr>
-          <w:rFonts w:hint="default"/>
-          <w:sz w:val="12"/>
-          <w:szCs w:val="12"/>
-          <w:lang w:val="en-US"/>
-        </w:rPr>
-      </w:pPr>
-      <w:r>
-        <w:rPr>
-          <w:rFonts w:cstheme="minorHAnsi"/>
-          <w:b/>
+        <w:jc w:val="center"/>
+        <w:rPr>
+          <w:rFonts w:ascii="Arial" w:hAnsi="Arial" w:cs="Arial"/>
           <w:sz w:val="16"/>
-          <w:szCs w:val="16"/>
-        </w:rPr>
+        </w:rPr>
+      </w:pPr>
+      <w:r>
         <w:drawing>
-          <wp:anchor distT="0" distB="0" distL="114300" distR="114300" simplePos="0" relativeHeight="251664384" behindDoc="1" locked="0" layoutInCell="1" allowOverlap="1">
+          <wp:anchor distT="0" distB="0" distL="114300" distR="114300" simplePos="0" relativeHeight="251663360" behindDoc="1" locked="0" layoutInCell="1" allowOverlap="1">
             <wp:simplePos x="0" y="0"/>
-            <wp:positionH relativeFrom="column">
-              <wp:posOffset>3576320</wp:posOffset>
+            <wp:positionH relativeFrom="margin">
+              <wp:posOffset>-6985</wp:posOffset>
             </wp:positionH>
             <wp:positionV relativeFrom="paragraph">
-              <wp:posOffset>118745</wp:posOffset>
+              <wp:posOffset>100330</wp:posOffset>
             </wp:positionV>
-            <wp:extent cx="3379470" cy="885190"/>
-            <wp:effectExtent l="0" t="0" r="11430" b="10160"/>
+            <wp:extent cx="1037590" cy="841375"/>
+            <wp:effectExtent l="0" t="0" r="10160" b="0"/>
             <wp:wrapNone/>
             <wp:docPr id="2" name="Picture 2"/>
             <wp:cNvGraphicFramePr>
@@ -45,7 +37,7 @@
                     </pic:cNvPicPr>
                   </pic:nvPicPr>
                   <pic:blipFill>
-                    <a:blip r:embed="rId6" cstate="print">
+                    <a:blip r:embed="rId6">
                       <a:extLst>
                         <a:ext uri="{28A0092B-C50C-407E-A947-70E740481C1C}">
                           <a14:useLocalDpi xmlns:a14="http://schemas.microsoft.com/office/drawing/2010/main" val="0"/>
@@ -60,15 +52,12 @@
                   <pic:spPr>
                     <a:xfrm>
                       <a:off x="0" y="0"/>
-                      <a:ext cx="3379470" cy="885190"/>
+                      <a:ext cx="1037590" cy="841375"/>
                     </a:xfrm>
                     <a:prstGeom prst="rect">
                       <a:avLst/>
                     </a:prstGeom>
                     <a:noFill/>
-                    <a:ln>
-                      <a:noFill/>
-                    </a:ln>
                   </pic:spPr>
                 </pic:pic>
               </a:graphicData>
@@ -83,52 +72,104 @@
           <w:szCs w:val="12"/>
           <w:lang w:val="en-US"/>
         </w:rPr>
-        <w:t xml:space="preserve">      </w:t>
-      </w:r>
-    </w:p>
-    <w:p>
-      <w:pPr>
-        <w:jc w:val="both"/>
-        <w:rPr>
-          <w:rFonts w:hint="default"/>
+        <w:t xml:space="preserve">        </w:t>
+      </w:r>
+      <w:r>
+        <w:rPr>
+          <w:rFonts w:ascii="Arial Black" w:hAnsi="Arial Black"/>
+          <w:b/>
+          <w:color w:val="FF0000"/>
+          <w:sz w:val="36"/>
+          <w:szCs w:val="36"/>
+        </w:rPr>
+        <w:t xml:space="preserve">undefined</w:t>
+      </w:r>
+    </w:p>
+    <w:p>
+      <w:pPr>
+        <w:jc w:val="center"/>
+        <w:rPr>
+          <w:rFonts w:ascii="Arial Black" w:hAnsi="Arial Black"/>
+          <w:b/>
+          <w:sz w:val="36"/>
+          <w:szCs w:val="36"/>
+        </w:rPr>
+      </w:pPr>
+      <w:r>
+        <w:rPr>
+          <w:b/>
+        </w:rPr>
+        <w:t>TOYOTA MOTOR CORPORATION</w:t>
+      </w:r>
+    </w:p>
+    <w:p>
+      <w:pPr>
+        <w:tabs>
+          <w:tab w:val="center" w:pos="5233"/>
+          <w:tab w:val="left" w:pos="9636"/>
+        </w:tabs>
+        <w:rPr>
+          <w:b/>
+          <w:sz w:val="18"/>
+          <w:szCs w:val="18"/>
+        </w:rPr>
+      </w:pPr>
+      <w:r>
+        <w:rPr>
+          <w:b/>
           <w:sz w:val="12"/>
           <w:szCs w:val="12"/>
-          <w:lang w:val="en-US"/>
-        </w:rPr>
-      </w:pPr>
-    </w:p>
-    <w:p>
-      <w:pPr>
-        <w:jc w:val="both"/>
-        <w:rPr>
-          <w:rFonts w:hint="default"/>
+        </w:rPr>
+        <w:tab/>
+      </w:r>
+      <w:r>
+        <w:rPr>
+          <w:b/>
           <w:sz w:val="12"/>
           <w:szCs w:val="12"/>
-          <w:lang w:val="en-US"/>
-        </w:rPr>
-      </w:pPr>
-    </w:p>
-    <w:p>
-      <w:pPr>
-        <w:jc w:val="both"/>
-        <w:rPr>
-          <w:rFonts w:hint="default"/>
+        </w:rPr>
+        <w:t>I. TOYOTA-CHO TOYOTA. AICHI, 471—8571(HEAD OFFICE)</w:t>
+      </w:r>
+      <w:r>
+        <w:t xml:space="preserve"> </w:t>
+      </w:r>
+    </w:p>
+    <w:p>
+      <w:pPr>
+        <w:tabs>
+          <w:tab w:val="center" w:pos="5233"/>
+          <w:tab w:val="left" w:pos="9336"/>
+        </w:tabs>
+        <w:rPr>
+          <w:b/>
           <w:sz w:val="12"/>
           <w:szCs w:val="12"/>
-          <w:lang w:val="en-US"/>
-        </w:rPr>
-      </w:pPr>
-    </w:p>
-    <w:p>
-      <w:pPr>
-        <w:jc w:val="both"/>
-        <w:rPr>
-          <w:rFonts w:hint="default"/>
+        </w:rPr>
+      </w:pPr>
+      <w:r>
+        <w:rPr>
+          <w:b/>
           <w:sz w:val="12"/>
           <w:szCs w:val="12"/>
-          <w:lang w:val="en-US"/>
-        </w:rPr>
-      </w:pPr>
+        </w:rPr>
+        <w:tab/>
+      </w:r>
+      <w:r>
+        <w:rPr>
+          <w:b/>
+          <w:sz w:val="12"/>
+          <w:szCs w:val="12"/>
+        </w:rPr>
+        <w:t>or 471 8572 (Research 5 Development Group) THAILAND</w:t>
+      </w:r>
+      <w:r>
+        <w:rPr>
+          <w:b/>
+          <w:sz w:val="12"/>
+          <w:szCs w:val="12"/>
+        </w:rPr>
+        <w:tab/>
+      </w:r>
     </w:p>
     <w:p>
       <w:pPr>
@@ -141,10 +182,18 @@
       </w:pPr>
       <w:r>
         <w:rPr>
+          <w:b/>
           <w:sz w:val="12"/>
           <w:szCs w:val="12"/>
         </w:rPr>
-        <w:t xml:space="preserve">                                                                                                                                         </w:t>
+        <w:t>TEL: +81-565-28-212</w:t>
+      </w:r>
+      <w:r>
+        <w:rPr>
+          <w:sz w:val="12"/>
+          <w:szCs w:val="12"/>
+        </w:rPr>
+        <w:t xml:space="preserve">                                                                                                                                                          </w:t>
       </w:r>
       <w:r>
         <mc:AlternateContent>
@@ -235,13 +284,13 @@
             <wp:extent cx="843915" cy="843915"/>
             <wp:effectExtent l="0" t="0" r="13335" b="13335"/>
             <wp:wrapNone/>
-            <wp:docPr id="5" name="image2.jpg" descr="C:/Users/U/Downloads/saltos.pngsaltos"/>
+            <wp:docPr id="5" name="image2.jpg" descr="C:/Users/U/Downloads/TOYOTA LAND CRUISER GXR V6 4.0L SUV 4WD 5Doors.pngTOYOTA LAND CRUISER GXR V6 4.0L SUV 4WD 5Doors"/>
             <wp:cNvGraphicFramePr/>
             <a:graphic xmlns:a="http://schemas.openxmlformats.org/drawingml/2006/main">
               <a:graphicData uri="http://schemas.openxmlformats.org/drawingml/2006/picture">
                 <pic:pic xmlns:pic="http://schemas.openxmlformats.org/drawingml/2006/picture">
                   <pic:nvPicPr>
-                    <pic:cNvPr id="5" name="image2.jpg" descr="C:/Users/U/Downloads/saltos.pngsaltos"/>
+                    <pic:cNvPr id="5" name="image2.jpg" descr="C:/Users/U/Downloads/TOYOTA LAND CRUISER GXR V6 4.0L SUV 4WD 5Doors.pngTOYOTA LAND CRUISER GXR V6 4.0L SUV 4WD 5Doors"/>
                     <pic:cNvPicPr preferRelativeResize="0"/>
                   </pic:nvPicPr>
                   <pic:blipFill>
@@ -329,7 +378,7 @@
           <w:sz w:val="28"/>
           <w:szCs w:val="28"/>
         </w:rPr>
-        <w:t>567639</w:t>
+        <w:t xml:space="preserve">567639</w:t>
       </w:r>
     </w:p>
     <w:p>
@@ -383,7 +432,7 @@
           <w:sz w:val="18"/>
           <w:szCs w:val="18"/>
         </w:rPr>
-        <w:t>Jiangsu Yueda Kia Automobile Co., Ltd.</w:t>
+        <w:t xml:space="preserve">Jiangsu Yueda Kia Automobile Co., Ltd.</w:t>
       </w:r>
     </w:p>
     <w:p>
@@ -409,7 +458,7 @@
           <w:sz w:val="18"/>
           <w:szCs w:val="18"/>
         </w:rPr>
-        <w:t>CHINA</w:t>
+        <w:t xml:space="preserve">CHINA</w:t>
       </w:r>
       <w:r>
         <w:rPr>
@@ -433,7 +482,7 @@
           <w:sz w:val="18"/>
           <w:szCs w:val="18"/>
         </w:rPr>
-        <w:t>CHINA</w:t>
+        <w:t xml:space="preserve">CHINA</w:t>
       </w:r>
     </w:p>
     <w:p>
@@ -483,7 +532,7 @@
           <w:sz w:val="18"/>
           <w:szCs w:val="18"/>
         </w:rPr>
-        <w:t>Jiangsu Yueda Kia Automobile Co., Ltd.</w:t>
+        <w:t xml:space="preserve">Jiangsu Yueda Kia Automobile Co., Ltd.</w:t>
       </w:r>
     </w:p>
     <w:p>
@@ -524,7 +573,7 @@
           <w:sz w:val="18"/>
           <w:szCs w:val="18"/>
         </w:rPr>
-        <w:t>Kia Seltos 1.5L CVT SUV FWD 5Doors</w:t>
+        <w:t xml:space="preserve">Kia Seltos 1.5L CVT SUV FWD 5Doors</w:t>
       </w:r>
     </w:p>
     <w:p>
@@ -549,7 +598,7 @@
           <w:sz w:val="18"/>
           <w:szCs w:val="18"/>
         </w:rPr>
-        <w:t>LJD5AA1D*S*******</w:t>
+        <w:t xml:space="preserve">LJD5AA1D*S*******</w:t>
       </w:r>
       <w:r>
         <w:rPr>
@@ -558,70 +607,70 @@
           <w:szCs w:val="18"/>
         </w:rPr>
         <w:tab/>
-      </w:r>
-    </w:p>
-    <w:p>
-      <w:pPr>
-        <w:rPr>
-          <w:b/>
-          <w:sz w:val="18"/>
-          <w:szCs w:val="18"/>
-        </w:rPr>
-      </w:pPr>
-      <w:r>
-        <w:rPr>
-          <w:sz w:val="18"/>
-          <w:szCs w:val="18"/>
-        </w:rPr>
-        <w:t xml:space="preserve">* Model Year: </w:t>
-      </w:r>
-      <w:r>
-        <w:rPr>
-          <w:b/>
-          <w:sz w:val="18"/>
-          <w:szCs w:val="18"/>
-        </w:rPr>
-        <w:t xml:space="preserve">2025               </w:t>
-      </w:r>
-      <w:r>
-        <w:rPr>
-          <w:sz w:val="18"/>
-          <w:szCs w:val="18"/>
-        </w:rPr>
-        <w:t xml:space="preserve"> </w:t>
-      </w:r>
-      <w:r>
-        <w:rPr>
-          <w:b/>
-          <w:sz w:val="18"/>
-          <w:szCs w:val="18"/>
-        </w:rPr>
-        <w:t xml:space="preserve">                                                </w:t>
-      </w:r>
-      <w:r>
-        <w:rPr>
-          <w:sz w:val="18"/>
-          <w:szCs w:val="18"/>
-        </w:rPr>
-        <w:t xml:space="preserve">* Produced in and after: Month </w:t>
-      </w:r>
-      <w:r>
-        <w:rPr>
-          <w:b/>
-          <w:sz w:val="18"/>
-          <w:szCs w:val="18"/>
-        </w:rPr>
-        <w:t>11</w:t>
-      </w:r>
-      <w:r>
-        <w:rPr>
-          <w:sz w:val="18"/>
-          <w:szCs w:val="18"/>
-        </w:rPr>
-        <w:t xml:space="preserve"> Year </w:t>
       </w:r>
       <w:bookmarkStart w:id="0" w:name="_GoBack"/>
       <w:bookmarkEnd w:id="0"/>
+    </w:p>
+    <w:p>
+      <w:pPr>
+        <w:rPr>
+          <w:b/>
+          <w:sz w:val="18"/>
+          <w:szCs w:val="18"/>
+        </w:rPr>
+      </w:pPr>
+      <w:r>
+        <w:rPr>
+          <w:sz w:val="18"/>
+          <w:szCs w:val="18"/>
+        </w:rPr>
+        <w:t xml:space="preserve">* Model Year: </w:t>
+      </w:r>
+      <w:r>
+        <w:rPr>
+          <w:b/>
+          <w:sz w:val="18"/>
+          <w:szCs w:val="18"/>
+        </w:rPr>
+        <w:t xml:space="preserve">2025               </w:t>
+      </w:r>
+      <w:r>
+        <w:rPr>
+          <w:sz w:val="18"/>
+          <w:szCs w:val="18"/>
+        </w:rPr>
+        <w:t xml:space="preserve"> </w:t>
+      </w:r>
+      <w:r>
+        <w:rPr>
+          <w:b/>
+          <w:sz w:val="18"/>
+          <w:szCs w:val="18"/>
+        </w:rPr>
+        <w:t xml:space="preserve">                                                </w:t>
+      </w:r>
+      <w:r>
+        <w:rPr>
+          <w:sz w:val="18"/>
+          <w:szCs w:val="18"/>
+        </w:rPr>
+        <w:t xml:space="preserve">* Produced in and after: Month </w:t>
+      </w:r>
+      <w:r>
+        <w:rPr>
+          <w:b/>
+          <w:sz w:val="18"/>
+          <w:szCs w:val="18"/>
+        </w:rPr>
+        <w:t xml:space="preserve">11</w:t>
+      </w:r>
+      <w:r>
+        <w:rPr>
+          <w:sz w:val="18"/>
+          <w:szCs w:val="18"/>
+        </w:rPr>
+        <w:t xml:space="preserve"> Year </w:t>
+      </w:r>
       <w:r>
         <w:rPr>
           <w:b/>
@@ -654,7 +703,7 @@
           <w:sz w:val="18"/>
           <w:szCs w:val="18"/>
         </w:rPr>
-        <w:t>SUV</w:t>
+        <w:t xml:space="preserve">SUV</w:t>
       </w:r>
     </w:p>
     <w:p>
@@ -738,7 +787,7 @@
           <w:szCs w:val="18"/>
           <w:lang w:val="en-US"/>
         </w:rPr>
-        <w:t>1670</w:t>
+        <w:t xml:space="preserve">1670</w:t>
       </w:r>
       <w:r>
         <w:rPr>
@@ -1075,7 +1124,7 @@
           <w:sz w:val="18"/>
           <w:szCs w:val="18"/>
         </w:rPr>
-        <w:t>Monocoque</w:t>
+        <w:t xml:space="preserve">Monocoque</w:t>
       </w:r>
     </w:p>
     <w:p>
@@ -1102,7 +1151,7 @@
           <w:szCs w:val="18"/>
           <w:lang w:val="en-US"/>
         </w:rPr>
-        <w:t>5</w:t>
+        <w:t xml:space="preserve">5</w:t>
       </w:r>
       <w:r>
         <w:rPr>
@@ -1135,7 +1184,7 @@
           <w:sz w:val="18"/>
           <w:szCs w:val="18"/>
         </w:rPr>
-        <w:t>Petrol</w:t>
+        <w:t xml:space="preserve">Petrol</w:t>
       </w:r>
       <w:r>
         <w:rPr>
@@ -1211,7 +1260,7 @@
           <w:szCs w:val="18"/>
           <w:lang w:val="en-US"/>
         </w:rPr>
-        <w:t>1497</w:t>
+        <w:t xml:space="preserve">1497</w:t>
       </w:r>
       <w:r>
         <w:rPr>
@@ -1246,7 +1295,7 @@
           <w:szCs w:val="18"/>
           <w:lang w:val="en-US"/>
         </w:rPr>
-        <w:t>Naturally Aspirated</w:t>
+        <w:t xml:space="preserve">Naturally Aspirated</w:t>
       </w:r>
     </w:p>
     <w:p>
@@ -1271,7 +1320,7 @@
           <w:sz w:val="18"/>
           <w:szCs w:val="18"/>
         </w:rPr>
-        <w:t>85</w:t>
+        <w:t xml:space="preserve">85</w:t>
       </w:r>
       <w:r>
         <w:rPr>
@@ -1334,7 +1383,7 @@
           <w:sz w:val="18"/>
           <w:szCs w:val="18"/>
         </w:rPr>
-        <w:t>6300</w:t>
+        <w:t xml:space="preserve">6300</w:t>
       </w:r>
       <w:r>
         <w:rPr>
@@ -1391,7 +1440,7 @@
           <w:sz w:val="18"/>
           <w:szCs w:val="18"/>
         </w:rPr>
-        <w:t>Euro 6.</w:t>
+        <w:t xml:space="preserve">Euro 6.</w:t>
       </w:r>
     </w:p>
     <w:p>
@@ -1414,7 +1463,7 @@
           <w:sz w:val="18"/>
           <w:szCs w:val="18"/>
         </w:rPr>
-        <w:t>CVT</w:t>
+        <w:t xml:space="preserve">CVT</w:t>
       </w:r>
     </w:p>
     <w:p>
@@ -1481,7 +1530,7 @@
           <w:sz w:val="18"/>
           <w:szCs w:val="18"/>
         </w:rPr>
-        <w:t>Hydraulic</w:t>
+        <w:t xml:space="preserve">Hydraulic</w:t>
       </w:r>
       <w:r>
         <w:rPr>
@@ -1496,7 +1545,7 @@
           <w:sz w:val="18"/>
           <w:szCs w:val="18"/>
         </w:rPr>
-        <w:t>Combined with the service brake</w:t>
+        <w:t xml:space="preserve">Combined with the service brake</w:t>
       </w:r>
     </w:p>
     <w:p>
@@ -1532,7 +1581,7 @@
           <w:sz w:val="18"/>
           <w:szCs w:val="18"/>
         </w:rPr>
-        <w:t>Passenger Car</w:t>
+        <w:t xml:space="preserve">Passenger Car</w:t>
       </w:r>
       <w:r>
         <w:rPr>
@@ -1573,7 +1622,27 @@
           <w:szCs w:val="18"/>
           <w:lang w:val="en-US"/>
         </w:rPr>
-        <w:t>16.5</w:t>
+        <w:t xml:space="preserve">16.5</w:t>
+      </w:r>
+      <w:r>
+        <w:rPr>
+          <w:b/>
+          <w:bCs/>
+          <w:sz w:val="18"/>
+          <w:szCs w:val="18"/>
+        </w:rPr>
+        <w:t>.</w:t>
+      </w:r>
+      <w:r>
+        <w:rPr>
+          <w:rFonts w:hint="default"/>
+          <w:b/>
+          <w:bCs/>
+          <w:sz w:val="18"/>
+          <w:szCs w:val="18"/>
+          <w:lang w:val="en-US"/>
+        </w:rPr>
+        <w:t>7</w:t>
       </w:r>
       <w:r>
         <w:rPr>
@@ -1608,21 +1677,19 @@
           <w:szCs w:val="18"/>
           <w:lang w:val="en-US"/>
         </w:rPr>
-        <w:t>Very Good</w:t>
-      </w:r>
-    </w:p>
-    <w:p>
-      <w:pPr>
-        <w:rPr>
-          <w:rFonts w:hint="default"/>
-          <w:sz w:val="18"/>
-          <w:szCs w:val="18"/>
-          <w:lang w:val="en-US"/>
+        <w:t xml:space="preserve">Very Good</w:t>
+      </w:r>
+    </w:p>
+    <w:p>
+      <w:pPr>
+        <w:rPr>
+          <w:sz w:val="18"/>
+          <w:szCs w:val="18"/>
         </w:rPr>
       </w:pPr>
       <w:r>
         <w:drawing>
-          <wp:anchor distT="0" distB="0" distL="114300" distR="114300" simplePos="0" relativeHeight="251663360" behindDoc="1" locked="0" layoutInCell="1" allowOverlap="1">
+          <wp:anchor distT="0" distB="0" distL="114300" distR="114300" simplePos="0" relativeHeight="251664384" behindDoc="1" locked="0" layoutInCell="1" allowOverlap="1">
             <wp:simplePos x="0" y="0"/>
             <wp:positionH relativeFrom="column">
               <wp:posOffset>4643120</wp:posOffset>
@@ -1680,16 +1747,7 @@
           <w:sz w:val="18"/>
           <w:szCs w:val="18"/>
         </w:rPr>
-        <w:t xml:space="preserve"> 9. Any other information or local standards to be compiled: Also comply with the National regulations for member countries mentioned in the Annex of the list of Technical Regulations for MV 2025 MY-D5, when exporting to those countries</w:t>
-      </w:r>
-      <w:r>
-        <w:rPr>
-          <w:rFonts w:hint="default"/>
-          <w:sz w:val="18"/>
-          <w:szCs w:val="18"/>
-          <w:lang w:val="en-US"/>
-        </w:rPr>
-        <w:t>.</w:t>
+        <w:t xml:space="preserve"> 9. Any other information or local standards to be compiled: Also comply with the National regulations for member countries mentioned in the Annex of the list of Technical Regulations for MV 2025 MY-D5, when exporting to those countries. for member countries mentioned in the Annex of the list of Technical Regulations for MV 2025MY-D3, when exporting to those countries. for member countries mentioned in the Annex of the list of Technical Regulations for MV 2025 MY-D3, when exporting to those countries.                              </w:t>
       </w:r>
     </w:p>
     <w:p>
@@ -1698,63 +1756,6 @@
           <w:rFonts w:ascii="Arial" w:hAnsi="Arial" w:cs="Arial"/>
           <w:sz w:val="24"/>
           <w:szCs w:val="16"/>
-        </w:rPr>
-      </w:pPr>
-      <w:r>
-        <w:rPr>
-          <w:sz w:val="18"/>
-          <w:szCs w:val="18"/>
-        </w:rPr>
-        <w:t xml:space="preserve">                                                                                 </w:t>
-      </w:r>
-      <w:r>
-        <w:rPr>
-          <w:rFonts w:ascii="Arial" w:hAnsi="Arial" w:cs="Arial"/>
-          <w:sz w:val="24"/>
-          <w:szCs w:val="16"/>
-        </w:rPr>
-        <w:t xml:space="preserve">     </w:t>
-      </w:r>
-      <w:r>
-        <w:rPr>
-          <w:rFonts w:hint="default" w:ascii="Arial" w:hAnsi="Arial" w:cs="Arial"/>
-          <w:sz w:val="24"/>
-          <w:szCs w:val="16"/>
-          <w:lang w:val="en-US"/>
-        </w:rPr>
-        <w:t xml:space="preserve">                                                             </w:t>
-      </w:r>
-      <w:r>
-        <w:rPr>
-          <w:rFonts w:ascii="Arial" w:hAnsi="Arial" w:cs="Arial"/>
-          <w:sz w:val="24"/>
-          <w:szCs w:val="16"/>
-        </w:rPr>
-        <w:t xml:space="preserve"> Keiko Yanagi</w:t>
-      </w:r>
-    </w:p>
-    <w:p>
-      <w:pPr>
-        <w:rPr>
-          <w:rFonts w:ascii="Arial" w:hAnsi="Arial" w:cs="Arial"/>
-          <w:sz w:val="20"/>
-          <w:szCs w:val="16"/>
-        </w:rPr>
-      </w:pPr>
-      <w:r>
-        <w:rPr>
-          <w:rFonts w:ascii="Arial" w:hAnsi="Arial" w:cs="Arial"/>
-          <w:sz w:val="16"/>
-        </w:rPr>
-        <w:t xml:space="preserve">                                                                                                                                                general Manager Regulation &amp;Certiﬁcation Division</w:t>
-      </w:r>
-    </w:p>
-    <w:p>
-      <w:pPr>
-        <w:jc w:val="center"/>
-        <w:rPr>
-          <w:sz w:val="18"/>
-          <w:szCs w:val="18"/>
         </w:rPr>
       </w:pPr>
       <w:r>
@@ -1764,10 +1765,10 @@
               <wp:anchor distT="0" distB="0" distL="114300" distR="114300" simplePos="0" relativeHeight="251662336" behindDoc="0" locked="0" layoutInCell="1" allowOverlap="1">
                 <wp:simplePos x="0" y="0"/>
                 <wp:positionH relativeFrom="column">
-                  <wp:posOffset>472440</wp:posOffset>
+                  <wp:posOffset>386715</wp:posOffset>
                 </wp:positionH>
                 <wp:positionV relativeFrom="paragraph">
-                  <wp:posOffset>680085</wp:posOffset>
+                  <wp:posOffset>1065530</wp:posOffset>
                 </wp:positionV>
                 <wp:extent cx="1184275" cy="282575"/>
                 <wp:effectExtent l="0" t="0" r="0" b="0"/>
@@ -1813,7 +1814,7 @@
                                 <w:sz w:val="24"/>
                                 <w:lang w:val="en-US"/>
                               </w:rPr>
-                              <w:t>14 DEC 2025 22102025</w:t>
+                              <w:t xml:space="preserve">14 DEC 2025</w:t>
                             </w:r>
                             <w:r>
                               <w:rPr>
@@ -1837,7 +1838,7 @@
           </mc:Choice>
           <mc:Fallback>
             <w:pict>
-              <v:rect id="Rectangle 1" o:spid="_x0000_s1026" o:spt="1" style="position:absolute;left:0pt;margin-left:37.2pt;margin-top:53.55pt;height:22.25pt;width:93.25pt;z-index:251662336;mso-width-relative:page;mso-height-relative:page;" fillcolor="#FFFFFF [3201]" filled="t" stroked="t" coordsize="21600,21600" o:gfxdata="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">
+              <v:rect id="Rectangle 1" o:spid="_x0000_s1026" o:spt="1" style="position:absolute;left:0pt;margin-left:30.45pt;margin-top:83.9pt;height:22.25pt;width:93.25pt;z-index:251662336;mso-width-relative:page;mso-height-relative:page;" fillcolor="#FFFFFF [3201]" filled="t" stroked="t" coordsize="21600,21600" o:gfxdata="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">
                 <v:fill on="t" focussize="0,0"/>
                 <v:stroke color="#FFFFFF [3201]" joinstyle="round" startarrowwidth="narrow" startarrowlength="short" endarrowwidth="narrow" endarrowlength="short"/>
                 <v:imagedata o:title=""/>
@@ -1856,7 +1857,7 @@
                           <w:sz w:val="24"/>
                           <w:lang w:val="en-US"/>
                         </w:rPr>
-                        <w:t>14 DEC 2025 22102025</w:t>
+                        <w:t xml:space="preserve">14 DEC 2025</w:t>
                       </w:r>
                       <w:r>
                         <w:rPr>
@@ -1874,6 +1875,63 @@
           </mc:Fallback>
         </mc:AlternateContent>
       </w:r>
+      <w:r>
+        <w:rPr>
+          <w:sz w:val="18"/>
+          <w:szCs w:val="18"/>
+        </w:rPr>
+        <w:t xml:space="preserve">                                                                                 </w:t>
+      </w:r>
+      <w:r>
+        <w:rPr>
+          <w:rFonts w:ascii="Arial" w:hAnsi="Arial" w:cs="Arial"/>
+          <w:sz w:val="24"/>
+          <w:szCs w:val="16"/>
+        </w:rPr>
+        <w:t xml:space="preserve">     </w:t>
+      </w:r>
+      <w:r>
+        <w:rPr>
+          <w:rFonts w:hint="default" w:ascii="Arial" w:hAnsi="Arial" w:cs="Arial"/>
+          <w:sz w:val="24"/>
+          <w:szCs w:val="16"/>
+          <w:lang w:val="en-US"/>
+        </w:rPr>
+        <w:t xml:space="preserve">                                                             </w:t>
+      </w:r>
+      <w:r>
+        <w:rPr>
+          <w:rFonts w:ascii="Arial" w:hAnsi="Arial" w:cs="Arial"/>
+          <w:sz w:val="24"/>
+          <w:szCs w:val="16"/>
+        </w:rPr>
+        <w:t xml:space="preserve"> Keiko Yanagi</w:t>
+      </w:r>
+    </w:p>
+    <w:p>
+      <w:pPr>
+        <w:rPr>
+          <w:rFonts w:ascii="Arial" w:hAnsi="Arial" w:cs="Arial"/>
+          <w:sz w:val="20"/>
+          <w:szCs w:val="16"/>
+        </w:rPr>
+      </w:pPr>
+      <w:r>
+        <w:rPr>
+          <w:rFonts w:ascii="Arial" w:hAnsi="Arial" w:cs="Arial"/>
+          <w:sz w:val="16"/>
+        </w:rPr>
+        <w:t xml:space="preserve">                                                                                                                                                general Manager Regulation &amp;Certiﬁcation Division</w:t>
+      </w:r>
+    </w:p>
+    <w:p>
+      <w:pPr>
+        <w:jc w:val="center"/>
+        <w:rPr>
+          <w:sz w:val="18"/>
+          <w:szCs w:val="18"/>
+        </w:rPr>
+      </w:pPr>
       <w:r>
         <w:rPr>
           <w:sz w:val="18"/>
